--- a/Principles of Diagnostic Medicine I Exam 1/pdm-exam-1-high-yield.docx
+++ b/Principles of Diagnostic Medicine I Exam 1/pdm-exam-1-high-yield.docx
@@ -648,7 +648,7 @@
                 <w:i w:val="0"/>
                 <w:sz w:val="18"/>
               </w:rPr>
-              <w:t>Memorising normal reference ranges.</w:t>
+              <w:t>Memorizing normal reference ranges.</w:t>
             </w:r>
             <w:r>
               <w:rPr>
@@ -1083,7 +1083,7 @@
                 <w:i w:val="0"/>
                 <w:sz w:val="18"/>
               </w:rPr>
-              <w:t>Hounsfield numbers as a memorised list</w:t>
+              <w:t>Hounsfield numbers as a memorized list</w:t>
             </w:r>
             <w:r>
               <w:rPr>
@@ -1421,7 +1421,7 @@
                 <w:i w:val="0"/>
                 <w:sz w:val="18"/>
               </w:rPr>
-              <w:t>. Who does what in one line is enough: CMS certifies and enforces, FDA categorises, CDC sets standards. The load-bearing fact is that regulation only ever gets STRICTER.</w:t>
+              <w:t>. Who does what in one line is enough: CMS certifies and enforces, FDA categorizes, CDC sets standards. The load-bearing fact is that regulation only ever gets STRICTER.</w:t>
             </w:r>
           </w:p>
         </w:tc>
@@ -1868,7 +1868,7 @@
                 <w:i w:val="0"/>
                 <w:sz w:val="18"/>
               </w:rPr>
-              <w:t xml:space="preserve"> Communication, medication administration, labelling.</w:t>
+              <w:t xml:space="preserve"> Communication, medication administration, labeling.</w:t>
             </w:r>
           </w:p>
         </w:tc>
@@ -2491,7 +2491,7 @@
                 <w:i w:val="0"/>
                 <w:sz w:val="18"/>
               </w:rPr>
-              <w:t xml:space="preserve"> — state and city rules are always stricter. CMS certifies and enforces, FDA categorises by complexity, CDC sets standards.</w:t>
+              <w:t xml:space="preserve"> — state and city rules are always stricter. CMS certifies and enforces, FDA categorizes by complexity, CDC sets standards.</w:t>
             </w:r>
           </w:p>
         </w:tc>
@@ -2580,7 +2580,7 @@
                 <w:i w:val="0"/>
                 <w:sz w:val="18"/>
               </w:rPr>
-              <w:t xml:space="preserve"> Guaiac: heme oxidises the reagent, BLUE = POSITIVE, use a small sample.</w:t>
+              <w:t xml:space="preserve"> Guaiac: heme oxidizes the reagent, BLUE = POSITIVE, use a small sample.</w:t>
             </w:r>
           </w:p>
         </w:tc>
@@ -2791,7 +2791,7 @@
                 <w:i w:val="0"/>
                 <w:sz w:val="18"/>
               </w:rPr>
-              <w:t xml:space="preserve"> Check blood urea nitrogen and creatinine, give one litre of normal saline. GADOLINIUM is a CLEARANCE problem instead — poor function lets it build up in tissue.</w:t>
+              <w:t xml:space="preserve"> Check blood urea nitrogen and creatinine, give one liter of normal saline. GADOLINIUM is a CLEARANCE problem instead — poor function lets it build up in tissue.</w:t>
             </w:r>
           </w:p>
         </w:tc>
@@ -2969,7 +2969,7 @@
                 <w:i w:val="0"/>
                 <w:sz w:val="18"/>
               </w:rPr>
-              <w:t xml:space="preserve"> T2: water is WHITE (oedema, infection, cerebrospinal fluid). T1: water is DARK. Check yourself on the ventricles — bright cerebrospinal fluid means T2.</w:t>
+              <w:t xml:space="preserve"> T2: water is WHITE (edema, infection, cerebrospinal fluid). T1: water is DARK. Check yourself on the ventricles — bright cerebrospinal fluid means T2.</w:t>
             </w:r>
           </w:p>
         </w:tc>
@@ -3236,7 +3236,7 @@
                 <w:i w:val="0"/>
                 <w:sz w:val="18"/>
               </w:rPr>
-              <w:t xml:space="preserve"> Fluid and soft tissue are the SAME density on a plain film — which is why computed tomography, which expands the grey scale, exists.</w:t>
+              <w:t xml:space="preserve"> Fluid and soft tissue are the SAME density on a plain film — which is why computed tomography, which expands the gray scale, exists.</w:t>
             </w:r>
           </w:p>
         </w:tc>
@@ -3673,7 +3673,7 @@
                 <w:i w:val="0"/>
                 <w:sz w:val="18"/>
               </w:rPr>
-              <w:t>Reason from the TISSUE, not a memorised protocol.</w:t>
+              <w:t>Reason from the TISSUE, not a memorized protocol.</w:t>
             </w:r>
             <w:r>
               <w:rPr>
@@ -4078,7 +4078,7 @@
                 <w:i/>
                 <w:sz w:val="18"/>
               </w:rPr>
-              <w:t>millimetre</w:t>
+              <w:t>millimeter</w:t>
             </w:r>
             <w:r>
               <w:rPr>
@@ -4547,7 +4547,7 @@
                 <w:i w:val="0"/>
                 <w:sz w:val="18"/>
               </w:rPr>
-              <w:t xml:space="preserve"> LINEAR → abrasion. BRANCHING or DENDRITIC → HERPETIC keratitis. Cobalt-blue light, after topical anaesthetic.</w:t>
+              <w:t xml:space="preserve"> LINEAR → abrasion. BRANCHING or DENDRITIC → HERPETIC keratitis. Cobalt-blue light, after topical anesthetic.</w:t>
             </w:r>
           </w:p>
         </w:tc>
@@ -5559,7 +5559,7 @@
                 <w:i w:val="0"/>
                 <w:sz w:val="18"/>
               </w:rPr>
-              <w:t xml:space="preserve"> MICROCYTIC &lt;80 fL, NORMOCYTIC 80–100, MACROCYTIC &gt;100. Haemoglobin says there IS an anaemia; the mean corpuscular volume says WHICH KIND.</w:t>
+              <w:t xml:space="preserve"> MICROCYTIC &lt;80 fL, NORMOCYTIC 80–100, MACROCYTIC &gt;100. Hemoglobin says there IS an anemia; the mean corpuscular volume says WHICH KIND.</w:t>
             </w:r>
           </w:p>
         </w:tc>
@@ -5648,7 +5648,7 @@
                 <w:i w:val="0"/>
                 <w:sz w:val="18"/>
               </w:rPr>
-              <w:t xml:space="preserve"> IRON DEFICIENCY: ferritin DOWN, iron DOWN, total iron-binding capacity UP. ANAEMIA OF CHRONIC DISEASE: ferritin UP, iron DOWN, capacity DOWN.</w:t>
+              <w:t xml:space="preserve"> IRON DEFICIENCY: ferritin DOWN, iron DOWN, total iron-binding capacity UP. ANEMIA OF CHRONIC DISEASE: ferritin UP, iron DOWN, capacity DOWN.</w:t>
             </w:r>
           </w:p>
         </w:tc>
@@ -5679,7 +5679,7 @@
                 <w:i w:val="0"/>
                 <w:sz w:val="18"/>
               </w:rPr>
-              <w:t xml:space="preserve"> Iron said 30×. The reciprocal ferritin/capacity movement is the discriminator, and it is an objective on evaluating anaemia.</w:t>
+              <w:t xml:space="preserve"> Iron said 30×. The reciprocal ferritin/capacity movement is the discriminator, and it is an objective on evaluating anemia.</w:t>
             </w:r>
           </w:p>
         </w:tc>
@@ -5729,7 +5729,7 @@
                 <w:i w:val="0"/>
                 <w:sz w:val="18"/>
               </w:rPr>
-              <w:t>Iron deficiency is the MOST COMMON cause of anaemia</w:t>
+              <w:t>Iron deficiency is the MOST COMMON cause of anemia</w:t>
             </w:r>
             <w:r>
               <w:rPr>
@@ -5996,7 +5996,7 @@
                 <w:i w:val="0"/>
                 <w:sz w:val="18"/>
               </w:rPr>
-              <w:t>Haemoglobin vs haematocrit.</w:t>
+              <w:t>Hemoglobin vs hematocrit.</w:t>
             </w:r>
             <w:r>
               <w:rPr>
@@ -6004,7 +6004,7 @@
                 <w:i w:val="0"/>
                 <w:sz w:val="18"/>
               </w:rPr>
-              <w:t xml:space="preserve"> Haemoglobin is the AMOUNT in a volume; haematocrit is the PERCENTAGE of blood that is red cells. Her habit: read the haemoglobin, multiply by three, check the haematocrit lands nearby.</w:t>
+              <w:t xml:space="preserve"> Hemoglobin is the AMOUNT in a volume; hematocrit is the PERCENTAGE of blood that is red cells. Her habit: read the hemoglobin, multiply by three, check the hematocrit lands nearby.</w:t>
             </w:r>
           </w:p>
         </w:tc>
@@ -6174,7 +6174,7 @@
                 <w:i w:val="0"/>
                 <w:sz w:val="18"/>
               </w:rPr>
-              <w:t>The reticulocyte split in a NORMOCYTIC anaemia.</w:t>
+              <w:t>The reticulocyte split in a NORMOCYTIC anemia.</w:t>
             </w:r>
             <w:r>
               <w:rPr>
@@ -6182,7 +6182,7 @@
                 <w:i w:val="0"/>
                 <w:sz w:val="18"/>
               </w:rPr>
-              <w:t xml:space="preserve"> HIGH retics → haemolysis, sickle cell, acute haemorrhage. LOW retics with low white cells and platelets → marrow failure.</w:t>
+              <w:t xml:space="preserve"> HIGH retics → hemolysis, sickle cell, acute hemorrhage. LOW retics with low white cells and platelets → marrow failure.</w:t>
             </w:r>
           </w:p>
         </w:tc>
@@ -6271,7 +6271,7 @@
                 <w:i w:val="0"/>
                 <w:sz w:val="18"/>
               </w:rPr>
-              <w:t xml:space="preserve"> MCV = average volume (80–100 fL, measured). MCH = haemoglobin per cell. MCHC = concentration. RDW = variation in size.</w:t>
+              <w:t xml:space="preserve"> MCV = average volume (80–100 fL, measured). MCH = hemoglobin per cell. MCHC = concentration. RDW = variation in size.</w:t>
             </w:r>
           </w:p>
         </w:tc>
@@ -6846,7 +6846,7 @@
                 <w:i w:val="0"/>
                 <w:sz w:val="18"/>
               </w:rPr>
-              <w:t>POTASSIUM is the centre of this lecture.</w:t>
+              <w:t>POTASSIUM is the center of this lecture.</w:t>
             </w:r>
             <w:r>
               <w:rPr>
@@ -7582,7 +7582,7 @@
                 <w:i w:val="0"/>
                 <w:sz w:val="18"/>
               </w:rPr>
-              <w:t xml:space="preserve"> AST:ALT above 2:1 → ALCOHOL. Transaminases in the THOUSANDS → only three causes: viral, ischaemia, toxins. Alkaline phosphatase out of proportion → CHOLESTATIC; confirm hepatic origin with GGT.</w:t>
+              <w:t xml:space="preserve"> AST:ALT above 2:1 → ALCOHOL. Transaminases in the THOUSANDS → only three causes: viral, ischemia, toxins. Alkaline phosphatase out of proportion → CHOLESTATIC; confirm hepatic origin with GGT.</w:t>
             </w:r>
           </w:p>
         </w:tc>
@@ -7849,7 +7849,7 @@
                 <w:i w:val="0"/>
                 <w:sz w:val="18"/>
               </w:rPr>
-              <w:t xml:space="preserve"> Sodium, potassium and chloride all DOWN, bicarbonate UP, alkalaemia. It persists because volume, potassium and chloride depletion force the kidney to keep reabsorbing bicarbonate.</w:t>
+              <w:t xml:space="preserve"> Sodium, potassium and chloride all DOWN, bicarbonate UP, alkalemia. It persists because volume, potassium and chloride depletion force the kidney to keep reabsorbing bicarbonate.</w:t>
             </w:r>
           </w:p>
         </w:tc>
@@ -7954,7 +7954,7 @@
                 <w:i w:val="0"/>
                 <w:sz w:val="18"/>
               </w:rPr>
-              <w:t xml:space="preserve"> (about 275–285) separating true from pseudo-hyponatraemia.</w:t>
+              <w:t xml:space="preserve"> (about 275–285) separating true from pseudo-hyponatremia.</w:t>
             </w:r>
           </w:p>
         </w:tc>
@@ -7985,7 +7985,7 @@
                 <w:i w:val="0"/>
                 <w:sz w:val="18"/>
               </w:rPr>
-              <w:t xml:space="preserve"> Real content under the homeostasis objective, but she does not ask for calculations — recognise the concepts.</w:t>
+              <w:t xml:space="preserve"> Real content under the homeostasis objective, but she does not ask for calculations — recognize the concepts.</w:t>
             </w:r>
           </w:p>
         </w:tc>
@@ -8521,7 +8521,7 @@
                 <w:i w:val="0"/>
                 <w:sz w:val="18"/>
               </w:rPr>
-              <w:t xml:space="preserve"> HAEMATURIA = intact red cells. HAEMOGLOBINURIA = free haemoglobin, from intravascular haemolysis — confirm with raised UNCONJUGATED BILIRUBIN. MYOGLOBINURIA = muscle injury — confirm with raised CREATINE PHOSPHOKINASE.</w:t>
+              <w:t xml:space="preserve"> HEMATURIA = intact red cells. HEMOGLOBINURIA = free hemoglobin, from intravascular hemolysis — confirm with raised UNCONJUGATED BILIRUBIN. MYOGLOBINURIA = muscle injury — confirm with raised CREATINE PHOSPHOKINASE.</w:t>
             </w:r>
           </w:p>
         </w:tc>
@@ -9102,7 +9102,7 @@
                 <w:i w:val="0"/>
                 <w:sz w:val="18"/>
               </w:rPr>
-              <w:t xml:space="preserve"> Said 11× and named first in the parameters objective. The contrast artefact is the memorable bit.</w:t>
+              <w:t xml:space="preserve"> Said 11× and named first in the parameters objective. The contrast artifact is the memorable bit.</w:t>
             </w:r>
           </w:p>
         </w:tc>
@@ -9330,7 +9330,7 @@
                 <w:i w:val="0"/>
                 <w:sz w:val="18"/>
               </w:rPr>
-              <w:t>Colour and odour lists.</w:t>
+              <w:t>Color and odor lists.</w:t>
             </w:r>
             <w:r>
               <w:rPr>
@@ -9338,7 +9338,7 @@
                 <w:i w:val="0"/>
                 <w:sz w:val="18"/>
               </w:rPr>
-              <w:t xml:space="preserve"> Yellow-brown or green → bilirubin. Fruity → ketones. Ammonia → the sample stood too long. Faecal odour → enterovesical fistula.</w:t>
+              <w:t xml:space="preserve"> Yellow-brown or green → bilirubin. Fruity → ketones. Ammonia → the sample stood too long. Fecal odor → enterovesical fistula.</w:t>
             </w:r>
           </w:p>
         </w:tc>
@@ -9369,7 +9369,7 @@
                 <w:i w:val="0"/>
                 <w:sz w:val="18"/>
               </w:rPr>
-              <w:t xml:space="preserve"> Physical characteristics are covered, but these are recall lists and the objectives emphasise the chemical pads.</w:t>
+              <w:t xml:space="preserve"> Physical characteristics are covered, but these are recall lists and the objectives emphasize the chemical pads.</w:t>
             </w:r>
           </w:p>
         </w:tc>
@@ -9478,13 +9478,22 @@
           <w:b w:val="0"/>
           <w:i w:val="0"/>
         </w:rPr>
+        <w:t xml:space="preserve"> Ranked, not exhaustive — this page drops material on purpose. The </w:t>
+      </w:r>
+      <w:r>
+        <w:rPr>
+          <w:b w:val="0"/>
+          <w:i w:val="0"/>
+        </w:rPr>
         <w:t>study guide</w:t>
       </w:r>
-    </w:p>
-    <w:p>
-      <w:pPr>
-        <w:spacing w:after="120"/>
-      </w:pPr>
+      <w:r>
+        <w:rPr>
+          <w:b w:val="0"/>
+          <w:i w:val="0"/>
+        </w:rPr>
+        <w:t xml:space="preserve"> has the full treatment and the </w:t>
+      </w:r>
       <w:r>
         <w:rPr>
           <w:b w:val="0"/>
@@ -9492,43 +9501,12 @@
         </w:rPr>
         <w:t>cram sheet</w:t>
       </w:r>
-    </w:p>
-    <w:p>
-      <w:pPr>
-        <w:spacing w:after="120"/>
-      </w:pPr>
       <w:r>
         <w:rPr>
           <w:b w:val="0"/>
           <w:i w:val="0"/>
         </w:rPr>
-        <w:t>← Back to Homepage</w:t>
-      </w:r>
-    </w:p>
-    <w:p>
-      <w:pPr>
-        <w:spacing w:after="120"/>
-      </w:pPr>
-      <w:r>
-        <w:rPr>
-          <w:b w:val="0"/>
-          <w:i w:val="0"/>
-        </w:rPr>
-        <w:t xml:space="preserve">★ </w:t>
-      </w:r>
-      <w:r>
-        <w:rPr>
-          <w:b w:val="0"/>
-          <w:i w:val="0"/>
-        </w:rPr>
-        <w:t>If you see any mistakes, click here to report it</w:t>
-      </w:r>
-      <w:r>
-        <w:rPr>
-          <w:b w:val="0"/>
-          <w:i w:val="0"/>
-        </w:rPr>
-        <w:t xml:space="preserve"> ★</w:t>
+        <w:t xml:space="preserve"> has everything condensed. Every quotation is from a lecture recording; recordings stay off the site. </w:t>
       </w:r>
     </w:p>
     <w:sectPr>
